--- a/packages/document-engine/templates/fire/6.4_fire_extinguisher_register.docx
+++ b/packages/document-engine/templates/fire/6.4_fire_extinguisher_register.docx
@@ -10858,7 +10858,7 @@
         <w:pageBreakBefore w:val="false"/>
         <w:widowControl/>
         <w:bidi w:val="0"/>
-        <w:spacing w:before="120" w:after="40"/>
+        <w:spacing w:before="240" w:after="40"/>
         <w:ind w:hanging="360" w:left="720"/>
         <w:jc w:val="left"/>
         <w:rPr>
@@ -11287,7 +11287,7 @@
       <w:pStyle w:val="Footer"/>
       <w:bidi w:val="0"/>
       <w:spacing w:before="60" w:after="0"/>
-      <w:ind w:hanging="0" w:left="0"/>
+      <w:ind w:hanging="0" w:left="0" w:right="0"/>
       <w:jc w:val="center"/>
       <w:rPr>
         <w:rFonts w:ascii="Arial" w:hAnsi="Arial" w:eastAsia="Arial" w:cs="Arial"/>
